--- a/Backend/Director_Disclosure/Output_Disclosures/2024-25/AMITY_CONSULTANTS_PRIVATE_LIMITED/DIR-8/DIR8_NISHA_KAPOOR_00004310.docx
+++ b/Backend/Director_Disclosure/Output_Disclosures/2024-25/AMITY_CONSULTANTS_PRIVATE_LIMITED/DIR-8/DIR8_NISHA_KAPOOR_00004310.docx
@@ -136,7 +136,7 @@
         </w:rPr>
         <w:t xml:space="preserve">Address of Registered Office: </w:t>
         <w:tab/>
-        <w:t xml:space="preserve">4TH FLOOR, SHAIVAL PLAZA GUJARAT COLLEGE ROAD, ELLISBRIDGE AHMEDABAD GJ 380006 IN</w:t>
+        <w:t xml:space="preserve">4th Floor, Shaival Plaza Gujarat College Road, Ellisbridge, Ahmedabad, Gujarat, India, 380006</w:t>
       </w:r>
     </w:p>
     <w:p>
@@ -550,7 +550,7 @@
                 <w:b w:val="0"/>
                 <w:sz w:val="23"/>
               </w:rPr>
-              <w:t>ADANI ROAD TRANSPORT LIMITED</w:t>
+              <w:t>NANASA PIDGAON ROAD LIMITED</w:t>
             </w:r>
           </w:p>
         </w:tc>
@@ -620,7 +620,7 @@
                 <w:b w:val="0"/>
                 <w:sz w:val="23"/>
               </w:rPr>
-              <w:t>VIJAYAWADA BYPASS PROJECT LIMITED</w:t>
+              <w:t>ADANI ROAD TRANSPORT LIMITED</w:t>
             </w:r>
           </w:p>
         </w:tc>
@@ -690,7 +690,7 @@
                 <w:b w:val="0"/>
                 <w:sz w:val="23"/>
               </w:rPr>
-              <w:t>NANASA PIDGAON ROAD LIMITED</w:t>
+              <w:t>VIJAYAWADA BYPASS PROJECT LIMITED</w:t>
             </w:r>
           </w:p>
         </w:tc>
@@ -1180,6 +1180,146 @@
                 <w:b w:val="0"/>
                 <w:sz w:val="23"/>
               </w:rPr>
+              <w:t>YAN ADVISORY SERVICES PRIVATE LIMITED</w:t>
+            </w:r>
+          </w:p>
+        </w:tc>
+        <w:tc>
+          <w:tcPr>
+            <w:tcW w:type="dxa" w:w="2610"/>
+          </w:tcPr>
+          <w:p>
+            <w:pPr>
+              <w:spacing w:after="0"/>
+              <w:jc w:val="center"/>
+            </w:pPr>
+            <w:r>
+              <w:rPr>
+                <w:rFonts w:ascii="Adani" w:hAnsi="Adani" w:eastAsia="Adani" w:cs="Adani"/>
+                <w:b w:val="0"/>
+                <w:sz w:val="23"/>
+              </w:rPr>
+              <w:t>05/02/2007</w:t>
+            </w:r>
+          </w:p>
+        </w:tc>
+        <w:tc>
+          <w:tcPr>
+            <w:tcW w:type="dxa" w:w="2250"/>
+          </w:tcPr>
+          <w:p>
+            <w:pPr>
+              <w:spacing w:after="0"/>
+              <w:jc w:val="center"/>
+            </w:pPr>
+          </w:p>
+        </w:tc>
+      </w:tr>
+      <w:tr>
+        <w:tc>
+          <w:tcPr>
+            <w:tcW w:type="dxa" w:w="636"/>
+          </w:tcPr>
+          <w:p>
+            <w:pPr>
+              <w:spacing w:after="0"/>
+              <w:ind w:left="360"/>
+            </w:pPr>
+            <w:r>
+              <w:rPr>
+                <w:rFonts w:ascii="Adani" w:hAnsi="Adani" w:eastAsia="Adani" w:cs="Adani"/>
+                <w:b w:val="0"/>
+                <w:sz w:val="23"/>
+              </w:rPr>
+              <w:t>14</w:t>
+            </w:r>
+          </w:p>
+        </w:tc>
+        <w:tc>
+          <w:tcPr>
+            <w:tcW w:type="dxa" w:w="3864"/>
+          </w:tcPr>
+          <w:p>
+            <w:pPr>
+              <w:spacing w:after="0"/>
+              <w:jc w:val="both"/>
+            </w:pPr>
+            <w:r>
+              <w:rPr>
+                <w:rFonts w:ascii="Adani" w:hAnsi="Adani" w:eastAsia="Adani" w:cs="Adani"/>
+                <w:b w:val="0"/>
+                <w:sz w:val="23"/>
+              </w:rPr>
+              <w:t>AMITY CONSULTANTS PRIVATE LIMITED</w:t>
+            </w:r>
+          </w:p>
+        </w:tc>
+        <w:tc>
+          <w:tcPr>
+            <w:tcW w:type="dxa" w:w="2610"/>
+          </w:tcPr>
+          <w:p>
+            <w:pPr>
+              <w:spacing w:after="0"/>
+              <w:jc w:val="center"/>
+            </w:pPr>
+            <w:r>
+              <w:rPr>
+                <w:rFonts w:ascii="Adani" w:hAnsi="Adani" w:eastAsia="Adani" w:cs="Adani"/>
+                <w:b w:val="0"/>
+                <w:sz w:val="23"/>
+              </w:rPr>
+              <w:t>20/12/2004</w:t>
+            </w:r>
+          </w:p>
+        </w:tc>
+        <w:tc>
+          <w:tcPr>
+            <w:tcW w:type="dxa" w:w="2250"/>
+          </w:tcPr>
+          <w:p>
+            <w:pPr>
+              <w:spacing w:after="0"/>
+              <w:jc w:val="center"/>
+            </w:pPr>
+          </w:p>
+        </w:tc>
+      </w:tr>
+      <w:tr>
+        <w:tc>
+          <w:tcPr>
+            <w:tcW w:type="dxa" w:w="636"/>
+          </w:tcPr>
+          <w:p>
+            <w:pPr>
+              <w:spacing w:after="0"/>
+              <w:ind w:left="360"/>
+            </w:pPr>
+            <w:r>
+              <w:rPr>
+                <w:rFonts w:ascii="Adani" w:hAnsi="Adani" w:eastAsia="Adani" w:cs="Adani"/>
+                <w:b w:val="0"/>
+                <w:sz w:val="23"/>
+              </w:rPr>
+              <w:t>15</w:t>
+            </w:r>
+          </w:p>
+        </w:tc>
+        <w:tc>
+          <w:tcPr>
+            <w:tcW w:type="dxa" w:w="3864"/>
+          </w:tcPr>
+          <w:p>
+            <w:pPr>
+              <w:spacing w:after="0"/>
+              <w:jc w:val="both"/>
+            </w:pPr>
+            <w:r>
+              <w:rPr>
+                <w:rFonts w:ascii="Adani" w:hAnsi="Adani" w:eastAsia="Adani" w:cs="Adani"/>
+                <w:b w:val="0"/>
+                <w:sz w:val="23"/>
+              </w:rPr>
               <w:t>UNITED HR SOLUTIONS PRIVATE LIMITED</w:t>
             </w:r>
           </w:p>
@@ -1315,7 +1455,7 @@
           <w:b w:val="0"/>
           <w:sz w:val="23"/>
         </w:rPr>
-        <w:t xml:space="preserve">Date: 07th May, 2026</w:t>
+        <w:t xml:space="preserve">Date: 15th May, 2026</w:t>
         <w:tab/>
       </w:r>
     </w:p>

--- a/Backend/Director_Disclosure/Output_Disclosures/2024-25/AMITY_CONSULTANTS_PRIVATE_LIMITED/DIR-8/DIR8_NISHA_KAPOOR_00004310.docx
+++ b/Backend/Director_Disclosure/Output_Disclosures/2024-25/AMITY_CONSULTANTS_PRIVATE_LIMITED/DIR-8/DIR8_NISHA_KAPOOR_00004310.docx
@@ -620,7 +620,7 @@
                 <w:b w:val="0"/>
                 <w:sz w:val="23"/>
               </w:rPr>
-              <w:t>ADANI ROAD TRANSPORT LIMITED</w:t>
+              <w:t>VIJAYAWADA BYPASS PROJECT LIMITED</w:t>
             </w:r>
           </w:p>
         </w:tc>
@@ -690,7 +690,7 @@
                 <w:b w:val="0"/>
                 <w:sz w:val="23"/>
               </w:rPr>
-              <w:t>VIJAYAWADA BYPASS PROJECT LIMITED</w:t>
+              <w:t>ADANI ROAD TRANSPORT LIMITED</w:t>
             </w:r>
           </w:p>
         </w:tc>
@@ -1455,7 +1455,7 @@
           <w:b w:val="0"/>
           <w:sz w:val="23"/>
         </w:rPr>
-        <w:t xml:space="preserve">Date: 15th May, 2026</w:t>
+        <w:t xml:space="preserve">Date: 27th May, 2026</w:t>
         <w:tab/>
       </w:r>
     </w:p>
